--- a/Road_Risk_Analysis_Function_Chunk_Guide.docx
+++ b/Road_Risk_Analysis_Function_Chunk_Guide.docx
@@ -303,11 +303,17 @@
       </w:r>
     </w:p>
     <w:p>
+      <w:pPr>
+        <w:jc w:val="both"/>
+      </w:pPr>
       <w:r>
         <w:t>This guide explains the supplied road-risk analysis as a professional workflow rather than as a literal line-by-line commentary. Each meaningful function or code chunk is treated as a unit. The explanation identifies the function/chunk name, its purpose, expected inputs, outputs, main logic, and its place in the end-to-end analysis.</w:t>
       </w:r>
     </w:p>
     <w:p>
+      <w:pPr>
+        <w:jc w:val="both"/>
+      </w:pPr>
       <w:r>
         <w:t>The source code itself is reproduced in logical sections so that a reader can see the exact implementation immediately before or after the explanation. The guide deliberately avoids explaining every punctuation mark or assignment statement individually unless that detail changes the analytical meaning.</w:t>
       </w:r>
@@ -760,18 +766,56 @@
       </w:r>
     </w:p>
     <w:p>
-      <w:r>
-        <w:t>Purpose: Filters the OSM road network so that pedestrian-only, construction and other excluded ways are not considered valid vehicle-road matches.</w:t>
-      </w:r>
-    </w:p>
-    <w:p>
-      <w:r>
-        <w:t>Inputs / outputs: Input: a vector of OSM `highway` classifications. Output: a logical vector. The function trims and lowercases values, rejects missing/blank values, and excludes a defined set of non-drivable classes.</w:t>
-      </w:r>
-    </w:p>
-    <w:p>
-      <w:r>
-        <w:t>Workflow role: Called by `match_accidents_to_roads()` and again when local map roads are displayed.</w:t>
+      <w:pPr>
+        <w:jc w:val="both"/>
+      </w:pPr>
+      <w:r>
+        <w:rPr>
+          <w:b/>
+          <w:bCs/>
+        </w:rPr>
+        <w:t>Purpose:</w:t>
+      </w:r>
+      <w:r>
+        <w:t xml:space="preserve"> Filters the OSM road network so that pedestrian-only, construction and other excluded ways are not considered valid vehicle-road matches.</w:t>
+      </w:r>
+    </w:p>
+    <w:p>
+      <w:pPr>
+        <w:jc w:val="both"/>
+      </w:pPr>
+      <w:r>
+        <w:rPr>
+          <w:b/>
+          <w:bCs/>
+        </w:rPr>
+        <w:t>Inputs / outputs:</w:t>
+      </w:r>
+      <w:r>
+        <w:t xml:space="preserve"> Input: a vector of OSM `highway` classifications. Output: a logical vector. The function trims and lowercases values, rejects missing/blank values, and excludes a defined set of non-drivable classes.</w:t>
+      </w:r>
+    </w:p>
+    <w:p>
+      <w:pPr>
+        <w:jc w:val="both"/>
+      </w:pPr>
+      <w:r>
+        <w:rPr>
+          <w:b/>
+          <w:bCs/>
+        </w:rPr>
+        <w:t>Workflow role:</w:t>
+      </w:r>
+      <w:r>
+        <w:t xml:space="preserve"> Called by `match_accidents_to_</w:t>
+      </w:r>
+      <w:proofErr w:type="gramStart"/>
+      <w:r>
+        <w:t>roads(</w:t>
+      </w:r>
+      <w:proofErr w:type="gramEnd"/>
+      <w:r>
+        <w:t>)` and again when local map roads are displayed.</w:t>
       </w:r>
     </w:p>
     <w:p>
@@ -836,11 +880,18 @@
       <w:r>
         <w:t xml:space="preserve"> Here </w:t>
       </w:r>
+      <w:proofErr w:type="spellStart"/>
+      <w:proofErr w:type="gramStart"/>
       <w:r>
         <w:t>nzchar</w:t>
       </w:r>
-      <w:r>
-        <w:t>() identifies “non zero character counts” as True/False</w:t>
+      <w:proofErr w:type="spellEnd"/>
+      <w:r>
+        <w:t>(</w:t>
+      </w:r>
+      <w:proofErr w:type="gramEnd"/>
+      <w:r>
+        <w:t>) identifies “non zero character counts” as True/False</w:t>
       </w:r>
     </w:p>
     <w:p>
@@ -860,16 +911,25 @@
       </w:r>
     </w:p>
     <w:p>
+      <w:pPr>
+        <w:jc w:val="both"/>
+      </w:pPr>
       <w:r>
         <w:t>Purpose: Converts OSM highway classes into an explicit numerical priority used when more than one road is nearly equally close to an accident.</w:t>
       </w:r>
     </w:p>
     <w:p>
+      <w:pPr>
+        <w:jc w:val="both"/>
+      </w:pPr>
       <w:r>
         <w:t>Inputs / outputs: Input: highway class vector. Output: integer priority values. Lower numbers represent higher road-class priority; unknown classes receive 20.</w:t>
       </w:r>
     </w:p>
     <w:p>
+      <w:pPr>
+        <w:jc w:val="both"/>
+      </w:pPr>
       <w:r>
         <w:t>Workflow role: This is a tie-breaking rule, not a distance replacement rule.</w:t>
       </w:r>
@@ -1051,18 +1111,48 @@
       </w:r>
     </w:p>
     <w:p>
-      <w:r>
-        <w:t>Purpose: Assigns each accident point to the most appropriate nearby drivable OSM road and records match confidence.</w:t>
-      </w:r>
-    </w:p>
-    <w:p>
-      <w:r>
-        <w:t>Inputs / outputs: Inputs: accident `sf` points, road `sf` lines, and three distance/ambiguity thresholds. Output: a data frame containing the accident record, selected road attributes, distance, confidence and ambiguity reason.</w:t>
-      </w:r>
-    </w:p>
-    <w:p>
-      <w:r>
-        <w:t>Workflow role: This is the core road-assignment function. It first filters usable roads, calculates a full accident-to-road distance matrix, identifies the nearest candidates within the ambiguity tolerance, and then uses road class, distance and OSM ID to choose one.</w:t>
+      <w:pPr>
+        <w:jc w:val="both"/>
+      </w:pPr>
+      <w:r>
+        <w:rPr>
+          <w:b/>
+          <w:bCs/>
+        </w:rPr>
+        <w:t>Purpose:</w:t>
+      </w:r>
+      <w:r>
+        <w:t xml:space="preserve"> Assigns each accident point to the most appropriate nearby drivable OSM road and records match confidence.</w:t>
+      </w:r>
+    </w:p>
+    <w:p>
+      <w:pPr>
+        <w:jc w:val="both"/>
+      </w:pPr>
+      <w:r>
+        <w:rPr>
+          <w:b/>
+          <w:bCs/>
+        </w:rPr>
+        <w:t>Inputs / outputs:</w:t>
+      </w:r>
+      <w:r>
+        <w:t xml:space="preserve"> Inputs: accident `sf` points, road `sf` lines, and three distance/ambiguity thresholds. Output: a data frame containing the accident record, selected road attributes, distance, confidence and ambiguity reason.</w:t>
+      </w:r>
+    </w:p>
+    <w:p>
+      <w:pPr>
+        <w:jc w:val="both"/>
+      </w:pPr>
+      <w:r>
+        <w:rPr>
+          <w:b/>
+          <w:bCs/>
+        </w:rPr>
+        <w:t>Workflow role:</w:t>
+      </w:r>
+      <w:r>
+        <w:t xml:space="preserve"> This is the core road-assignment function. It first filters usable roads, calculates a full accident-to-road distance matrix, identifies the nearest candidates within the ambiguity tolerance, and then uses road class, distance and OSM ID to choose one.</w:t>
       </w:r>
     </w:p>
     <w:p>
@@ -2203,10 +2293,25 @@
       </w:r>
       <w:r>
         <w:br/>
+      </w:r>
+      <w:r>
+        <w:rPr>
+          <w:b/>
+          <w:bCs/>
+          <w:color w:val="00B050"/>
+          <w:sz w:val="20"/>
+          <w:szCs w:val="28"/>
+        </w:rPr>
         <w:t>analysis_script &lt;- file.path(project_root, "R", "road_risk_analysis.R")</w:t>
       </w:r>
       <w:r>
-        <w:br/>
+        <w:rPr>
+          <w:b/>
+          <w:bCs/>
+        </w:rPr>
+        <w:br/>
+      </w:r>
+      <w:r>
         <w:t>if (!file.exists(analysis_script)) {</w:t>
       </w:r>
       <w:r>
